--- a/备注信息统计汇总方式.docx
+++ b/备注信息统计汇总方式.docx
@@ -148,8 +148,6 @@
         </w:rPr>
         <w:t>退休：当前状态为在职，修改为退休的，备注信息为：X级教师退休X人：姓名</w:t>
       </w:r>
-      <w:bookmarkStart w:id="0" w:name="_GoBack"/>
-      <w:bookmarkEnd w:id="0"/>
     </w:p>
     <w:p>
       <w:pPr>
@@ -404,7 +402,47 @@
         </w:rPr>
         <w:t>九级管理新增X人：姓名</w:t>
       </w:r>
+      <w:r>
+        <w:rPr>
+          <w:rFonts w:hint="eastAsia"/>
+          <w:lang w:val="en-US" w:eastAsia="zh-CN"/>
+        </w:rPr>
+        <w:br w:type="textWrapping"/>
+      </w:r>
+      <w:bookmarkStart w:id="0" w:name="_GoBack"/>
+      <w:r>
+        <w:rPr>
+          <w:rFonts w:hint="eastAsia"/>
+          <w:lang w:val="en-US" w:eastAsia="zh-CN"/>
+        </w:rPr>
+        <w:br w:type="textWrapping"/>
+      </w:r>
+      <w:r>
+        <w:rPr>
+          <w:rFonts w:ascii="宋体" w:hAnsi="宋体" w:eastAsia="宋体" w:cs="宋体"/>
+          <w:sz w:val="24"/>
+          <w:szCs w:val="24"/>
+        </w:rPr>
+        <w:t>2.状态更新失败: 处理状态变更失败: current transaction is aborted, commands ignored until end of transaction block</w:t>
+      </w:r>
+      <w:r>
+        <w:rPr>
+          <w:rFonts w:ascii="宋体" w:hAnsi="宋体" w:eastAsia="宋体" w:cs="宋体"/>
+          <w:sz w:val="24"/>
+          <w:szCs w:val="24"/>
+        </w:rPr>
+        <w:br w:type="textWrapping"/>
+      </w:r>
+      <w:r>
+        <w:rPr>
+          <w:rFonts w:ascii="宋体" w:hAnsi="宋体" w:eastAsia="宋体" w:cs="宋体"/>
+          <w:sz w:val="24"/>
+          <w:szCs w:val="24"/>
+        </w:rPr>
+        <w:t>3.状态更新失败: 处理状态变更失败: current transaction is aborted, commands ignored until end of transaction block</w:t>
+      </w:r>
     </w:p>
+    <w:bookmarkEnd w:id="0"/>
     <w:sectPr>
       <w:pgSz w:w="11906" w:h="16838"/>
       <w:pgMar w:top="1440" w:right="1800" w:bottom="1440" w:left="1800" w:header="851" w:footer="992" w:gutter="0"/>
